--- a/CAD/CATIA-Nano/Notes.docx
+++ b/CAD/CATIA-Nano/Notes.docx
@@ -9,7 +9,10 @@
     </w:p>
     <w:p>
       <w:r>
-        <w:t>Module = 1.5</w:t>
+        <w:t>Module = 1</w:t>
+      </w:r>
+      <w:r>
+        <w:t>.0</w:t>
       </w:r>
     </w:p>
     <w:p>
